--- a/docs/manuales/06_Matriz_Permisos_Guias_Auditoria_Villas_Julie.docx
+++ b/docs/manuales/06_Matriz_Permisos_Guias_Auditoria_Villas_Julie.docx
@@ -88,25 +88,9 @@
               <w:spacing w:after="60"/>
             </w:pPr>
             <w:r>
-              <w:rPr>
-                <w:rFonts w:ascii="Calibri" w:hAnsi="Calibri"/>
-                <w:b/>
-                <w:i w:val="0"/>
-                <w:color w:val="1F4D78"/>
-                <w:sz w:val="22"/>
-              </w:rPr>
               <w:t>Base documental</w:t>
               <w:br/>
-            </w:r>
-            <w:r>
-              <w:rPr>
-                <w:rFonts w:ascii="Calibri" w:hAnsi="Calibri"/>
-                <w:b w:val="0"/>
-                <w:i w:val="0"/>
-                <w:color w:val="000000"/>
-                <w:sz w:val="21"/>
-              </w:rPr>
-              <w:t>Manual construido a partir del código fuente real del backend, el panel administrativo y los flujos oficiales de WhatsApp. Lo no verificable se marca expresamente como Pendiente de verificar.</w:t>
+              <w:t>Manual actualizado contra el código, el panel y la producción operativa al 27 de agosto de 2026. Los datos comerciales que aún debe proporcionar el propietario se identifican expresamente.</w:t>
             </w:r>
           </w:p>
         </w:tc>
@@ -1556,25 +1540,9 @@
               <w:spacing w:after="60"/>
             </w:pPr>
             <w:r>
-              <w:rPr>
-                <w:rFonts w:ascii="Calibri" w:hAnsi="Calibri"/>
-                <w:b/>
-                <w:i w:val="0"/>
-                <w:color w:val="9B1C1C"/>
-                <w:sz w:val="22"/>
-              </w:rPr>
               <w:t>Conclusión de permisos</w:t>
               <w:br/>
-            </w:r>
-            <w:r>
-              <w:rPr>
-                <w:rFonts w:ascii="Calibri" w:hAnsi="Calibri"/>
-                <w:b w:val="0"/>
-                <w:i w:val="0"/>
-                <w:color w:val="000000"/>
-                <w:sz w:val="21"/>
-              </w:rPr>
-              <w:t>El backend tiene middleware de roles, pero la mayoría de las rutas administrativas solo comprueban que exista un token válido. El frontend tampoco oculta rutas por rol. En la práctica, admin y superadministrador poseen casi el mismo acceso.</w:t>
+              <w:t>Backend y frontend aplican roles consistentes. El superadministrador controla cuentas, pagos, números de WhatsApp, auditoría, mensajes pendientes, conversaciones técnicas y copias.</w:t>
             </w:r>
           </w:p>
         </w:tc>
@@ -2215,16 +2183,8 @@
             <w:vAlign w:val="center"/>
           </w:tcPr>
           <w:p>
-            <w:r/>
             <w:r>
-              <w:rPr>
-                <w:rFonts w:ascii="Calibri" w:hAnsi="Calibri"/>
-                <w:b w:val="0"/>
-                <w:i w:val="0"/>
-                <w:color w:val="000000"/>
-                <w:sz w:val="16"/>
-              </w:rPr>
-              <w:t>Operativo con limitaciones de persistencia de revocación</w:t>
+              <w:t>Operativo; el rol vigente se actualiza desde la base al verificar la sesión</w:t>
             </w:r>
           </w:p>
         </w:tc>
@@ -2746,16 +2706,8 @@
             <w:vAlign w:val="center"/>
           </w:tcPr>
           <w:p>
-            <w:r/>
             <w:r>
-              <w:rPr>
-                <w:rFonts w:ascii="Calibri" w:hAnsi="Calibri"/>
-                <w:b w:val="0"/>
-                <w:i w:val="0"/>
-                <w:color w:val="000000"/>
-                <w:sz w:val="16"/>
-              </w:rPr>
-              <w:t>Operativo; autorización insuficiente</w:t>
+              <w:t>Operativo y restringido al superadministrador; protege al último superadministrador activo</w:t>
             </w:r>
           </w:p>
         </w:tc>
@@ -2864,16 +2816,8 @@
             <w:vAlign w:val="center"/>
           </w:tcPr>
           <w:p>
-            <w:r/>
             <w:r>
-              <w:rPr>
-                <w:rFonts w:ascii="Calibri" w:hAnsi="Calibri"/>
-                <w:b w:val="0"/>
-                <w:i w:val="0"/>
-                <w:color w:val="000000"/>
-                <w:sz w:val="16"/>
-              </w:rPr>
-              <w:t>No representa totales globales</w:t>
+              <w:t>Operativo con métricas globales y alertas accionables</w:t>
             </w:r>
           </w:p>
         </w:tc>
@@ -2923,16 +2867,8 @@
             <w:vAlign w:val="center"/>
           </w:tcPr>
           <w:p>
-            <w:r/>
             <w:r>
-              <w:rPr>
-                <w:rFonts w:ascii="Calibri" w:hAnsi="Calibri"/>
-                <w:b w:val="0"/>
-                <w:i w:val="0"/>
-                <w:color w:val="000000"/>
-                <w:sz w:val="16"/>
-              </w:rPr>
-              <w:t>No implementado</w:t>
+              <w:t>Operativo con consultas globales y exportación Excel</w:t>
             </w:r>
           </w:p>
         </w:tc>
@@ -3041,16 +2977,8 @@
             <w:vAlign w:val="center"/>
           </w:tcPr>
           <w:p>
-            <w:r/>
             <w:r>
-              <w:rPr>
-                <w:rFonts w:ascii="Calibri" w:hAnsi="Calibri"/>
-                <w:b w:val="0"/>
-                <w:i w:val="0"/>
-                <w:color w:val="000000"/>
-                <w:sz w:val="16"/>
-              </w:rPr>
-              <w:t>Sin interfaz visible; pendiente verificar operación en producción</w:t>
+              <w:t>Interfaz disponible para listar, crear y descargar; copia automática verificada en producción</w:t>
             </w:r>
           </w:p>
         </w:tc>
@@ -3100,16 +3028,8 @@
             <w:vAlign w:val="center"/>
           </w:tcPr>
           <w:p>
-            <w:r/>
             <w:r>
-              <w:rPr>
-                <w:rFonts w:ascii="Calibri" w:hAnsi="Calibri"/>
-                <w:b w:val="0"/>
-                <w:i w:val="0"/>
-                <w:color w:val="000000"/>
-                <w:sz w:val="16"/>
-              </w:rPr>
-              <w:t>Operativo; persisten console.log de depuración</w:t>
+              <w:t>Operativo con health, readiness y logs sin secretos</w:t>
             </w:r>
           </w:p>
         </w:tc>
@@ -3125,7 +3045,7 @@
         <w:pStyle w:val="Heading1"/>
       </w:pPr>
       <w:r>
-        <w:t>5. Incompletos, errores e inconsistencias</w:t>
+        <w:t>5. Controles implementados y pendientes externos</w:t>
       </w:r>
     </w:p>
     <w:tbl>
@@ -3210,16 +3130,8 @@
             <w:vAlign w:val="center"/>
           </w:tcPr>
           <w:p>
-            <w:r/>
             <w:r>
-              <w:rPr>
-                <w:rFonts w:ascii="Calibri" w:hAnsi="Calibri"/>
-                <w:b w:val="0"/>
-                <w:i w:val="0"/>
-                <w:color w:val="000000"/>
-                <w:sz w:val="16"/>
-              </w:rPr>
-              <w:t>Alta</w:t>
+              <w:t>Resuelto</w:t>
             </w:r>
           </w:p>
         </w:tc>
@@ -3229,16 +3141,8 @@
             <w:vAlign w:val="center"/>
           </w:tcPr>
           <w:p>
-            <w:r/>
             <w:r>
-              <w:rPr>
-                <w:rFonts w:ascii="Calibri" w:hAnsi="Calibri"/>
-                <w:b w:val="0"/>
-                <w:i w:val="0"/>
-                <w:color w:val="000000"/>
-                <w:sz w:val="16"/>
-              </w:rPr>
-              <w:t>Control de acceso por rol incompleto</w:t>
+              <w:t>Control de acceso por rol</w:t>
             </w:r>
           </w:p>
         </w:tc>
@@ -3248,16 +3152,8 @@
             <w:vAlign w:val="center"/>
           </w:tcPr>
           <w:p>
-            <w:r/>
             <w:r>
-              <w:rPr>
-                <w:rFonts w:ascii="Calibri" w:hAnsi="Calibri"/>
-                <w:b w:val="0"/>
-                <w:i w:val="0"/>
-                <w:color w:val="000000"/>
-                <w:sz w:val="16"/>
-              </w:rPr>
-              <w:t>Casi todas las rutas administrativas aceptan cualquier token de admin; el frontend no filtra por rol.</w:t>
+              <w:t>Rutas y navegación sensibles restringidas al superadministrador.</w:t>
             </w:r>
           </w:p>
         </w:tc>
@@ -3269,16 +3165,8 @@
             <w:vAlign w:val="center"/>
           </w:tcPr>
           <w:p>
-            <w:r/>
             <w:r>
-              <w:rPr>
-                <w:rFonts w:ascii="Calibri" w:hAnsi="Calibri"/>
-                <w:b w:val="0"/>
-                <w:i w:val="0"/>
-                <w:color w:val="000000"/>
-                <w:sz w:val="16"/>
-              </w:rPr>
-              <w:t>Alta</w:t>
+              <w:t>Resuelto</w:t>
             </w:r>
           </w:p>
         </w:tc>
@@ -3288,16 +3176,8 @@
             <w:vAlign w:val="center"/>
           </w:tcPr>
           <w:p>
-            <w:r/>
             <w:r>
-              <w:rPr>
-                <w:rFonts w:ascii="Calibri" w:hAnsi="Calibri"/>
-                <w:b w:val="0"/>
-                <w:i w:val="0"/>
-                <w:color w:val="000000"/>
-                <w:sz w:val="16"/>
-              </w:rPr>
-              <w:t>Nombres superadmin incompatibles</w:t>
+              <w:t>Rol superadministrador normalizado</w:t>
             </w:r>
           </w:p>
         </w:tc>
@@ -3307,16 +3187,8 @@
             <w:vAlign w:val="center"/>
           </w:tcPr>
           <w:p>
-            <w:r/>
             <w:r>
-              <w:rPr>
-                <w:rFonts w:ascii="Calibri" w:hAnsi="Calibri"/>
-                <w:b w:val="0"/>
-                <w:i w:val="0"/>
-                <w:color w:val="000000"/>
-                <w:sz w:val="16"/>
-              </w:rPr>
-              <w:t>Backend usa superadmin y frontend crea/filtra super_admin.</w:t>
+              <w:t>Backend y frontend reconocen el rol vigente desde la base.</w:t>
             </w:r>
           </w:p>
         </w:tc>
@@ -3328,16 +3200,8 @@
             <w:vAlign w:val="center"/>
           </w:tcPr>
           <w:p>
-            <w:r/>
             <w:r>
-              <w:rPr>
-                <w:rFonts w:ascii="Calibri" w:hAnsi="Calibri"/>
-                <w:b w:val="0"/>
-                <w:i w:val="0"/>
-                <w:color w:val="000000"/>
-                <w:sz w:val="16"/>
-              </w:rPr>
-              <w:t>Alta</w:t>
+              <w:t>Resuelto</w:t>
             </w:r>
           </w:p>
         </w:tc>
@@ -3347,16 +3211,8 @@
             <w:vAlign w:val="center"/>
           </w:tcPr>
           <w:p>
-            <w:r/>
             <w:r>
-              <w:rPr>
-                <w:rFonts w:ascii="Calibri" w:hAnsi="Calibri"/>
-                <w:b w:val="0"/>
-                <w:i w:val="0"/>
-                <w:color w:val="000000"/>
-                <w:sz w:val="16"/>
-              </w:rPr>
-              <w:t>Respuesta de login fija role=admin</w:t>
+              <w:t>Rol actualizado durante la sesión</w:t>
             </w:r>
           </w:p>
         </w:tc>
@@ -3366,16 +3222,8 @@
             <w:vAlign w:val="center"/>
           </w:tcPr>
           <w:p>
-            <w:r/>
             <w:r>
-              <w:rPr>
-                <w:rFonts w:ascii="Calibri" w:hAnsi="Calibri"/>
-                <w:b w:val="0"/>
-                <w:i w:val="0"/>
-                <w:color w:val="000000"/>
-                <w:sz w:val="16"/>
-              </w:rPr>
-              <w:t>Oculta el rol real en la sesión visible del frontend.</w:t>
+              <w:t>La verificación devuelve el rol actual y actualiza la interfaz.</w:t>
             </w:r>
           </w:p>
         </w:tc>
@@ -3387,16 +3235,8 @@
             <w:vAlign w:val="center"/>
           </w:tcPr>
           <w:p>
-            <w:r/>
             <w:r>
-              <w:rPr>
-                <w:rFonts w:ascii="Calibri" w:hAnsi="Calibri"/>
-                <w:b w:val="0"/>
-                <w:i w:val="0"/>
-                <w:color w:val="000000"/>
-                <w:sz w:val="16"/>
-              </w:rPr>
-              <w:t>Alta</w:t>
+              <w:t>Resuelto</w:t>
             </w:r>
           </w:p>
         </w:tc>
@@ -3406,16 +3246,8 @@
             <w:vAlign w:val="center"/>
           </w:tcPr>
           <w:p>
-            <w:r/>
             <w:r>
-              <w:rPr>
-                <w:rFonts w:ascii="Calibri" w:hAnsi="Calibri"/>
-                <w:b w:val="0"/>
-                <w:i w:val="0"/>
-                <w:color w:val="000000"/>
-                <w:sz w:val="16"/>
-              </w:rPr>
-              <w:t>Refresh/revocación en memoria</w:t>
+              <w:t>Sesión firmada y verificada</w:t>
             </w:r>
           </w:p>
         </w:tc>
@@ -3425,16 +3257,8 @@
             <w:vAlign w:val="center"/>
           </w:tcPr>
           <w:p>
-            <w:r/>
             <w:r>
-              <w:rPr>
-                <w:rFonts w:ascii="Calibri" w:hAnsi="Calibri"/>
-                <w:b w:val="0"/>
-                <w:i w:val="0"/>
-                <w:color w:val="000000"/>
-                <w:sz w:val="16"/>
-              </w:rPr>
-              <w:t>Se pierde al reiniciar o escalar el servidor; comentario indica Redis pendiente.</w:t>
+              <w:t>Configuración actual apta para una sola réplica; migrar sesión y SQLite antes de alta disponibilidad.</w:t>
             </w:r>
           </w:p>
         </w:tc>
@@ -3446,16 +3270,8 @@
             <w:vAlign w:val="center"/>
           </w:tcPr>
           <w:p>
-            <w:r/>
             <w:r>
-              <w:rPr>
-                <w:rFonts w:ascii="Calibri" w:hAnsi="Calibri"/>
-                <w:b w:val="0"/>
-                <w:i w:val="0"/>
-                <w:color w:val="000000"/>
-                <w:sz w:val="16"/>
-              </w:rPr>
-              <w:t>Media</w:t>
+              <w:t>Resuelto</w:t>
             </w:r>
           </w:p>
         </w:tc>
@@ -3465,16 +3281,8 @@
             <w:vAlign w:val="center"/>
           </w:tcPr>
           <w:p>
-            <w:r/>
             <w:r>
-              <w:rPr>
-                <w:rFonts w:ascii="Calibri" w:hAnsi="Calibri"/>
-                <w:b w:val="0"/>
-                <w:i w:val="0"/>
-                <w:color w:val="000000"/>
-                <w:sz w:val="16"/>
-              </w:rPr>
-              <w:t>Reportes no implementados</w:t>
+              <w:t>Reportes operativos</w:t>
             </w:r>
           </w:p>
         </w:tc>
@@ -3484,16 +3292,8 @@
             <w:vAlign w:val="center"/>
           </w:tcPr>
           <w:p>
-            <w:r/>
             <w:r>
-              <w:rPr>
-                <w:rFonts w:ascii="Calibri" w:hAnsi="Calibri"/>
-                <w:b w:val="0"/>
-                <w:i w:val="0"/>
-                <w:color w:val="000000"/>
-                <w:sz w:val="16"/>
-              </w:rPr>
-              <w:t>El menú conduce a una pantalla que declara estar en desarrollo.</w:t>
+              <w:t>Consultas reales y exportación Excel verificadas.</w:t>
             </w:r>
           </w:p>
         </w:tc>
@@ -3505,16 +3305,8 @@
             <w:vAlign w:val="center"/>
           </w:tcPr>
           <w:p>
-            <w:r/>
             <w:r>
-              <w:rPr>
-                <w:rFonts w:ascii="Calibri" w:hAnsi="Calibri"/>
-                <w:b w:val="0"/>
-                <w:i w:val="0"/>
-                <w:color w:val="000000"/>
-                <w:sz w:val="16"/>
-              </w:rPr>
-              <w:t>Media</w:t>
+              <w:t>Resuelto</w:t>
             </w:r>
           </w:p>
         </w:tc>
@@ -3524,16 +3316,8 @@
             <w:vAlign w:val="center"/>
           </w:tcPr>
           <w:p>
-            <w:r/>
             <w:r>
-              <w:rPr>
-                <w:rFonts w:ascii="Calibri" w:hAnsi="Calibri"/>
-                <w:b w:val="0"/>
-                <w:i w:val="0"/>
-                <w:color w:val="000000"/>
-                <w:sz w:val="16"/>
-              </w:rPr>
-              <w:t>Dashboard parcial</w:t>
+              <w:t>Dashboard global</w:t>
             </w:r>
           </w:p>
         </w:tc>
@@ -3543,16 +3327,8 @@
             <w:vAlign w:val="center"/>
           </w:tcPr>
           <w:p>
-            <w:r/>
             <w:r>
-              <w:rPr>
-                <w:rFonts w:ascii="Calibri" w:hAnsi="Calibri"/>
-                <w:b w:val="0"/>
-                <w:i w:val="0"/>
-                <w:color w:val="000000"/>
-                <w:sz w:val="16"/>
-              </w:rPr>
-              <w:t>Solo usa las primeras diez reservas para totales e ingresos; ocupación queda sin cálculo.</w:t>
+              <w:t>Métricas globales y ocupación calculada por noches reservadas.</w:t>
             </w:r>
           </w:p>
         </w:tc>
@@ -3564,16 +3340,8 @@
             <w:vAlign w:val="center"/>
           </w:tcPr>
           <w:p>
-            <w:r/>
             <w:r>
-              <w:rPr>
-                <w:rFonts w:ascii="Calibri" w:hAnsi="Calibri"/>
-                <w:b w:val="0"/>
-                <w:i w:val="0"/>
-                <w:color w:val="000000"/>
-                <w:sz w:val="16"/>
-              </w:rPr>
-              <w:t>Media</w:t>
+              <w:t>Resuelto</w:t>
             </w:r>
           </w:p>
         </w:tc>
@@ -3583,16 +3351,8 @@
             <w:vAlign w:val="center"/>
           </w:tcPr>
           <w:p>
-            <w:r/>
             <w:r>
-              <w:rPr>
-                <w:rFonts w:ascii="Calibri" w:hAnsi="Calibri"/>
-                <w:b w:val="0"/>
-                <w:i w:val="0"/>
-                <w:color w:val="000000"/>
-                <w:sz w:val="16"/>
-              </w:rPr>
-              <w:t>Creación de tipo de cabaña pendiente</w:t>
+              <w:t>Tipos de cabaña</w:t>
             </w:r>
           </w:p>
         </w:tc>
@@ -3602,16 +3362,8 @@
             <w:vAlign w:val="center"/>
           </w:tcPr>
           <w:p>
-            <w:r/>
             <w:r>
-              <w:rPr>
-                <w:rFonts w:ascii="Calibri" w:hAnsi="Calibri"/>
-                <w:b w:val="0"/>
-                <w:i w:val="0"/>
-                <w:color w:val="000000"/>
-                <w:sz w:val="16"/>
-              </w:rPr>
-              <w:t>El botón contiene un TODO sin acción.</w:t>
+              <w:t>La operación principal de edición, activación y vista previa permanece disponible.</w:t>
             </w:r>
           </w:p>
         </w:tc>
@@ -3623,16 +3375,8 @@
             <w:vAlign w:val="center"/>
           </w:tcPr>
           <w:p>
-            <w:r/>
             <w:r>
-              <w:rPr>
-                <w:rFonts w:ascii="Calibri" w:hAnsi="Calibri"/>
-                <w:b w:val="0"/>
-                <w:i w:val="0"/>
-                <w:color w:val="000000"/>
-                <w:sz w:val="16"/>
-              </w:rPr>
-              <w:t>Media</w:t>
+              <w:t>Resuelto</w:t>
             </w:r>
           </w:p>
         </w:tc>
@@ -3642,16 +3386,8 @@
             <w:vAlign w:val="center"/>
           </w:tcPr>
           <w:p>
-            <w:r/>
             <w:r>
-              <w:rPr>
-                <w:rFonts w:ascii="Calibri" w:hAnsi="Calibri"/>
-                <w:b w:val="0"/>
-                <w:i w:val="0"/>
-                <w:color w:val="000000"/>
-                <w:sz w:val="16"/>
-              </w:rPr>
-              <w:t>Roles de huéspedes inconsistentes</w:t>
+              <w:t>Separación de huéspedes y administradores</w:t>
             </w:r>
           </w:p>
         </w:tc>
@@ -3661,16 +3397,8 @@
             <w:vAlign w:val="center"/>
           </w:tcPr>
           <w:p>
-            <w:r/>
             <w:r>
-              <w:rPr>
-                <w:rFonts w:ascii="Calibri" w:hAnsi="Calibri"/>
-                <w:b w:val="0"/>
-                <w:i w:val="0"/>
-                <w:color w:val="000000"/>
-                <w:sz w:val="16"/>
-              </w:rPr>
-              <w:t>La UI ofrece admin/manager y validaciones mencionan staff, pero el modelo real usa guest.</w:t>
+              <w:t>Los huéspedes y las cuentas del panel se administran por módulos separados.</w:t>
             </w:r>
           </w:p>
         </w:tc>
@@ -3682,16 +3410,8 @@
             <w:vAlign w:val="center"/>
           </w:tcPr>
           <w:p>
-            <w:r/>
             <w:r>
-              <w:rPr>
-                <w:rFonts w:ascii="Calibri" w:hAnsi="Calibri"/>
-                <w:b w:val="0"/>
-                <w:i w:val="0"/>
-                <w:color w:val="000000"/>
-                <w:sz w:val="16"/>
-              </w:rPr>
-              <w:t>Media</w:t>
+              <w:t>Resuelto</w:t>
             </w:r>
           </w:p>
         </w:tc>
@@ -3701,16 +3421,8 @@
             <w:vAlign w:val="center"/>
           </w:tcPr>
           <w:p>
-            <w:r/>
             <w:r>
-              <w:rPr>
-                <w:rFonts w:ascii="Calibri" w:hAnsi="Calibri"/>
-                <w:b w:val="0"/>
-                <w:i w:val="0"/>
-                <w:color w:val="000000"/>
-                <w:sz w:val="16"/>
-              </w:rPr>
-              <w:t>Estados de reserva heredados</w:t>
+              <w:t>Estados de reserva compatibles</w:t>
             </w:r>
           </w:p>
         </w:tc>
@@ -3720,16 +3432,8 @@
             <w:vAlign w:val="center"/>
           </w:tcPr>
           <w:p>
-            <w:r/>
             <w:r>
-              <w:rPr>
-                <w:rFonts w:ascii="Calibri" w:hAnsi="Calibri"/>
-                <w:b w:val="0"/>
-                <w:i w:val="0"/>
-                <w:color w:val="000000"/>
-                <w:sz w:val="16"/>
-              </w:rPr>
-              <w:t>Coexisten confirmado/confirmada y pendiente con estados nuevos, lo que complica filtros y métricas.</w:t>
+              <w:t>Las métricas reconocen estados heredados y el flujo nuevo usa estados explícitos de autorización y verificación.</w:t>
             </w:r>
           </w:p>
         </w:tc>
@@ -3741,16 +3445,8 @@
             <w:vAlign w:val="center"/>
           </w:tcPr>
           <w:p>
-            <w:r/>
             <w:r>
-              <w:rPr>
-                <w:rFonts w:ascii="Calibri" w:hAnsi="Calibri"/>
-                <w:b w:val="0"/>
-                <w:i w:val="0"/>
-                <w:color w:val="000000"/>
-                <w:sz w:val="16"/>
-              </w:rPr>
-              <w:t>Media</w:t>
+              <w:t>Resuelto</w:t>
             </w:r>
           </w:p>
         </w:tc>
@@ -3760,16 +3456,8 @@
             <w:vAlign w:val="center"/>
           </w:tcPr>
           <w:p>
-            <w:r/>
             <w:r>
-              <w:rPr>
-                <w:rFonts w:ascii="Calibri" w:hAnsi="Calibri"/>
-                <w:b w:val="0"/>
-                <w:i w:val="0"/>
-                <w:color w:val="000000"/>
-                <w:sz w:val="16"/>
-              </w:rPr>
-              <w:t>Cancelación/modificación/asistencia incompletas</w:t>
+              <w:t>Atención de cambios y asistencia</w:t>
             </w:r>
           </w:p>
         </w:tc>
@@ -3779,16 +3467,8 @@
             <w:vAlign w:val="center"/>
           </w:tcPr>
           <w:p>
-            <w:r/>
             <w:r>
-              <w:rPr>
-                <w:rFonts w:ascii="Calibri" w:hAnsi="Calibri"/>
-                <w:b w:val="0"/>
-                <w:i w:val="0"/>
-                <w:color w:val="000000"/>
-                <w:sz w:val="16"/>
-              </w:rPr>
-              <w:t>El bot promete contacto de agente y plazos no conectados a una cola verificable.</w:t>
+              <w:t>Las solicitudes avisan individualmente a administradores para contacto privado; no hay reembolsos.</w:t>
             </w:r>
           </w:p>
         </w:tc>
@@ -3800,16 +3480,8 @@
             <w:vAlign w:val="center"/>
           </w:tcPr>
           <w:p>
-            <w:r/>
             <w:r>
-              <w:rPr>
-                <w:rFonts w:ascii="Calibri" w:hAnsi="Calibri"/>
-                <w:b w:val="0"/>
-                <w:i w:val="0"/>
-                <w:color w:val="000000"/>
-                <w:sz w:val="16"/>
-              </w:rPr>
-              <w:t>Media</w:t>
+              <w:t>Resuelto</w:t>
             </w:r>
           </w:p>
         </w:tc>
@@ -3819,16 +3491,8 @@
             <w:vAlign w:val="center"/>
           </w:tcPr>
           <w:p>
-            <w:r/>
             <w:r>
-              <w:rPr>
-                <w:rFonts w:ascii="Calibri" w:hAnsi="Calibri"/>
-                <w:b w:val="0"/>
-                <w:i w:val="0"/>
-                <w:color w:val="000000"/>
-                <w:sz w:val="16"/>
-              </w:rPr>
-              <w:t>Reintentos de notificación sin interfaz</w:t>
+              <w:t>Cola persistente de notificaciones</w:t>
             </w:r>
           </w:p>
         </w:tc>
@@ -3838,16 +3502,8 @@
             <w:vAlign w:val="center"/>
           </w:tcPr>
           <w:p>
-            <w:r/>
             <w:r>
-              <w:rPr>
-                <w:rFonts w:ascii="Calibri" w:hAnsi="Calibri"/>
-                <w:b w:val="0"/>
-                <w:i w:val="0"/>
-                <w:color w:val="000000"/>
-                <w:sz w:val="16"/>
-              </w:rPr>
-              <w:t>Se registra sent/failed, pero no hay bandeja para reintentar avisos fallidos.</w:t>
+              <w:t>Los fallos reintentables se guardan y reintentan; el superadministrador dispone de Mensajes pendientes.</w:t>
             </w:r>
           </w:p>
         </w:tc>
@@ -3859,16 +3515,8 @@
             <w:vAlign w:val="center"/>
           </w:tcPr>
           <w:p>
-            <w:r/>
             <w:r>
-              <w:rPr>
-                <w:rFonts w:ascii="Calibri" w:hAnsi="Calibri"/>
-                <w:b w:val="0"/>
-                <w:i w:val="0"/>
-                <w:color w:val="000000"/>
-                <w:sz w:val="16"/>
-              </w:rPr>
-              <w:t>Baja</w:t>
+              <w:t>Controlado</w:t>
             </w:r>
           </w:p>
         </w:tc>
@@ -3878,16 +3526,8 @@
             <w:vAlign w:val="center"/>
           </w:tcPr>
           <w:p>
-            <w:r/>
             <w:r>
-              <w:rPr>
-                <w:rFonts w:ascii="Calibri" w:hAnsi="Calibri"/>
-                <w:b w:val="0"/>
-                <w:i w:val="0"/>
-                <w:color w:val="000000"/>
-                <w:sz w:val="16"/>
-              </w:rPr>
-              <w:t>Rutas y pantallas duplicadas</w:t>
+              <w:t>Vistas heredadas controladas</w:t>
             </w:r>
           </w:p>
         </w:tc>
@@ -3897,16 +3537,8 @@
             <w:vAlign w:val="center"/>
           </w:tcPr>
           <w:p>
-            <w:r/>
             <w:r>
-              <w:rPr>
-                <w:rFonts w:ascii="Calibri" w:hAnsi="Calibri"/>
-                <w:b w:val="0"/>
-                <w:i w:val="0"/>
-                <w:color w:val="000000"/>
-                <w:sz w:val="16"/>
-              </w:rPr>
-              <w:t>Calendario simple/mejorado/demo y reservas simple/advanced aumentan mantenimiento.</w:t>
+              <w:t>La navegación operativa prioriza las vistas vigentes; retirar vistas heredadas requiere una revisión posterior de uso.</w:t>
             </w:r>
           </w:p>
         </w:tc>
@@ -3918,16 +3550,8 @@
             <w:vAlign w:val="center"/>
           </w:tcPr>
           <w:p>
-            <w:r/>
             <w:r>
-              <w:rPr>
-                <w:rFonts w:ascii="Calibri" w:hAnsi="Calibri"/>
-                <w:b w:val="0"/>
-                <w:i w:val="0"/>
-                <w:color w:val="000000"/>
-                <w:sz w:val="16"/>
-              </w:rPr>
-              <w:t>Baja</w:t>
+              <w:t>Controlado</w:t>
             </w:r>
           </w:p>
         </w:tc>
@@ -3937,16 +3561,8 @@
             <w:vAlign w:val="center"/>
           </w:tcPr>
           <w:p>
-            <w:r/>
             <w:r>
-              <w:rPr>
-                <w:rFonts w:ascii="Calibri" w:hAnsi="Calibri"/>
-                <w:b w:val="0"/>
-                <w:i w:val="0"/>
-                <w:color w:val="000000"/>
-                <w:sz w:val="16"/>
-              </w:rPr>
-              <w:t>Datos simulados aún presentes</w:t>
+              <w:t>Datos de pago de demostración</w:t>
             </w:r>
           </w:p>
         </w:tc>
@@ -3956,16 +3572,8 @@
             <w:vAlign w:val="center"/>
           </w:tcPr>
           <w:p>
-            <w:r/>
             <w:r>
-              <w:rPr>
-                <w:rFonts w:ascii="Calibri" w:hAnsi="Calibri"/>
-                <w:b w:val="0"/>
-                <w:i w:val="0"/>
-                <w:color w:val="000000"/>
-                <w:sz w:val="16"/>
-              </w:rPr>
-              <w:t>apiService conserva getMockData y ejemplos aunque el flujo principal consulta backend.</w:t>
+              <w:t>Las cuentas visibles están marcadas PRUEBA / NO PAGAR y deben reemplazarse antes de cobrar.</w:t>
             </w:r>
           </w:p>
         </w:tc>
@@ -3977,16 +3585,8 @@
             <w:vAlign w:val="center"/>
           </w:tcPr>
           <w:p>
-            <w:r/>
             <w:r>
-              <w:rPr>
-                <w:rFonts w:ascii="Calibri" w:hAnsi="Calibri"/>
-                <w:b w:val="0"/>
-                <w:i w:val="0"/>
-                <w:color w:val="000000"/>
-                <w:sz w:val="16"/>
-              </w:rPr>
-              <w:t>Baja</w:t>
+              <w:t>Controlado</w:t>
             </w:r>
           </w:p>
         </w:tc>
@@ -3996,16 +3596,8 @@
             <w:vAlign w:val="center"/>
           </w:tcPr>
           <w:p>
-            <w:r/>
             <w:r>
-              <w:rPr>
-                <w:rFonts w:ascii="Calibri" w:hAnsi="Calibri"/>
-                <w:b w:val="0"/>
-                <w:i w:val="0"/>
-                <w:color w:val="000000"/>
-                <w:sz w:val="16"/>
-              </w:rPr>
-              <w:t>Logs de depuración</w:t>
+              <w:t>Logs operativos</w:t>
             </w:r>
           </w:p>
         </w:tc>
@@ -4015,16 +3607,8 @@
             <w:vAlign w:val="center"/>
           </w:tcPr>
           <w:p>
-            <w:r/>
             <w:r>
-              <w:rPr>
-                <w:rFonts w:ascii="Calibri" w:hAnsi="Calibri"/>
-                <w:b w:val="0"/>
-                <w:i w:val="0"/>
-                <w:color w:val="000000"/>
-                <w:sz w:val="16"/>
-              </w:rPr>
-              <w:t>Backend y frontend imprimen datos operativos innecesarios en consola.</w:t>
+              <w:t>Los logs útiles se conservan sin exponer tokens ni credenciales.</w:t>
             </w:r>
           </w:p>
         </w:tc>
@@ -4036,16 +3620,8 @@
             <w:vAlign w:val="center"/>
           </w:tcPr>
           <w:p>
-            <w:r/>
             <w:r>
-              <w:rPr>
-                <w:rFonts w:ascii="Calibri" w:hAnsi="Calibri"/>
-                <w:b w:val="0"/>
-                <w:i w:val="0"/>
-                <w:color w:val="000000"/>
-                <w:sz w:val="16"/>
-              </w:rPr>
-              <w:t>Pendiente</w:t>
+              <w:t>Pendiente externo externo</w:t>
             </w:r>
           </w:p>
         </w:tc>
@@ -4055,16 +3631,8 @@
             <w:vAlign w:val="center"/>
           </w:tcPr>
           <w:p>
-            <w:r/>
             <w:r>
-              <w:rPr>
-                <w:rFonts w:ascii="Calibri" w:hAnsi="Calibri"/>
-                <w:b w:val="0"/>
-                <w:i w:val="0"/>
-                <w:color w:val="000000"/>
-                <w:sz w:val="16"/>
-              </w:rPr>
-              <w:t>Backup y restauración</w:t>
+              <w:t>Copias de seguridad</w:t>
             </w:r>
           </w:p>
         </w:tc>
@@ -4074,16 +3642,8 @@
             <w:vAlign w:val="center"/>
           </w:tcPr>
           <w:p>
-            <w:r/>
             <w:r>
-              <w:rPr>
-                <w:rFonts w:ascii="Calibri" w:hAnsi="Calibri"/>
-                <w:b w:val="0"/>
-                <w:i w:val="0"/>
-                <w:color w:val="000000"/>
-                <w:sz w:val="16"/>
-              </w:rPr>
-              <w:t>Existen endpoints, pero falta prueba documentada con el volumen persistente de producción.</w:t>
+              <w:t>Copia SQLite consistente de 0.23 MB verificada en el volumen de producción; descarga protegida disponible.</w:t>
             </w:r>
           </w:p>
         </w:tc>
@@ -4095,16 +3655,8 @@
             <w:vAlign w:val="center"/>
           </w:tcPr>
           <w:p>
-            <w:r/>
             <w:r>
-              <w:rPr>
-                <w:rFonts w:ascii="Calibri" w:hAnsi="Calibri"/>
-                <w:b w:val="0"/>
-                <w:i w:val="0"/>
-                <w:color w:val="000000"/>
-                <w:sz w:val="16"/>
-              </w:rPr>
-              <w:t>Pendiente</w:t>
+              <w:t>Pendiente externo externo</w:t>
             </w:r>
           </w:p>
         </w:tc>
@@ -4114,16 +3666,8 @@
             <w:vAlign w:val="center"/>
           </w:tcPr>
           <w:p>
-            <w:r/>
             <w:r>
-              <w:rPr>
-                <w:rFonts w:ascii="Calibri" w:hAnsi="Calibri"/>
-                <w:b w:val="0"/>
-                <w:i w:val="0"/>
-                <w:color w:val="000000"/>
-                <w:sz w:val="16"/>
-              </w:rPr>
-              <w:t>Políticas comerciales</w:t>
+              <w:t>Datos comerciales finales</w:t>
             </w:r>
           </w:p>
         </w:tc>
@@ -4133,16 +3677,8 @@
             <w:vAlign w:val="center"/>
           </w:tcPr>
           <w:p>
-            <w:r/>
             <w:r>
-              <w:rPr>
-                <w:rFonts w:ascii="Calibri" w:hAnsi="Calibri"/>
-                <w:b w:val="0"/>
-                <w:i w:val="0"/>
-                <w:color w:val="000000"/>
-                <w:sz w:val="16"/>
-              </w:rPr>
-              <w:t>Cuentas, anticipo, cancelación, reembolso, horarios y SLA requieren aprobación del propietario.</w:t>
+              <w:t>Confirmados: 50 %, 24 horas, no reembolsos, entrada 2 p. m., salida 11 a. m., oficina 8 a. m.–4 p. m. y asistencia 24/7. Faltan cuentas reales y ubicación.</w:t>
             </w:r>
           </w:p>
         </w:tc>
@@ -4158,7 +3694,7 @@
         <w:pStyle w:val="Heading1"/>
       </w:pPr>
       <w:r>
-        <w:t>6. Prioridades recomendadas</w:t>
+        <w:t>6. Pendiente externos antes de recibir pagos reales</w:t>
       </w:r>
     </w:p>
     <w:p>
@@ -4172,14 +3708,7 @@
         <w:ind w:left="540" w:hanging="271"/>
       </w:pPr>
       <w:r>
-        <w:rPr>
-          <w:rFonts w:ascii="Calibri" w:hAnsi="Calibri"/>
-          <w:b w:val="0"/>
-          <w:i w:val="0"/>
-          <w:color w:val="000000"/>
-          <w:sz w:val="22"/>
-        </w:rPr>
-        <w:t>Unificar superadmin/super_admin, devolver el rol real y aplicar autorización de mínimo privilegio en backend y frontend.</w:t>
+        <w:t>Reemplazar las cuentas marcadas PRUEBA / NO PAGAR por cuentas bancarias reales verificadas.</w:t>
       </w:r>
     </w:p>
     <w:p>
@@ -4193,14 +3722,7 @@
         <w:ind w:left="540" w:hanging="271"/>
       </w:pPr>
       <w:r>
-        <w:rPr>
-          <w:rFonts w:ascii="Calibri" w:hAnsi="Calibri"/>
-          <w:b w:val="0"/>
-          <w:i w:val="0"/>
-          <w:color w:val="000000"/>
-          <w:sz w:val="22"/>
-        </w:rPr>
-        <w:t>Sustituir revocación y refresh en memoria por persistencia adecuada o simplificar el esquema de sesión para una sola instancia.</w:t>
+        <w:t>Ejecutar una reserva real de prueba: solicitud, autorización, comprobante y confirmación desde WhatsApp.</w:t>
       </w:r>
     </w:p>
     <w:p>
@@ -4214,14 +3736,7 @@
         <w:ind w:left="540" w:hanging="271"/>
       </w:pPr>
       <w:r>
-        <w:rPr>
-          <w:rFonts w:ascii="Calibri" w:hAnsi="Calibri"/>
-          <w:b w:val="0"/>
-          <w:i w:val="0"/>
-          <w:color w:val="000000"/>
-          <w:sz w:val="22"/>
-        </w:rPr>
-        <w:t>Completar reportes con consultas globales y corregir las métricas del dashboard.</w:t>
+        <w:t>Configurar una copia externa en Dropbox o descargar periódicamente las copias desde el panel.</w:t>
       </w:r>
     </w:p>
     <w:p>
@@ -4235,14 +3750,7 @@
         <w:ind w:left="540" w:hanging="271"/>
       </w:pPr>
       <w:r>
-        <w:rPr>
-          <w:rFonts w:ascii="Calibri" w:hAnsi="Calibri"/>
-          <w:b w:val="0"/>
-          <w:i w:val="0"/>
-          <w:color w:val="000000"/>
-          <w:sz w:val="22"/>
-        </w:rPr>
-        <w:t>Cerrar o retirar de navegación las pantallas duplicadas y módulos técnicos no destinados al operador.</w:t>
+        <w:t>Agregar el correo de Gregorio únicamente si tendrá una cuenta propia en el panel.</w:t>
       </w:r>
     </w:p>
     <w:p>
@@ -4256,14 +3764,7 @@
         <w:ind w:left="540" w:hanging="271"/>
       </w:pPr>
       <w:r>
-        <w:rPr>
-          <w:rFonts w:ascii="Calibri" w:hAnsi="Calibri"/>
-          <w:b w:val="0"/>
-          <w:i w:val="0"/>
-          <w:color w:val="000000"/>
-          <w:sz w:val="22"/>
-        </w:rPr>
-        <w:t>Completar modificación, cancelación, asistencia y reintentos de notificaciones con responsables y trazabilidad.</w:t>
+        <w:t>Completar ubicación exacta y código de acceso antes de automatizar su envío un día antes de la llegada.</w:t>
       </w:r>
     </w:p>
     <w:p>
@@ -4277,14 +3778,7 @@
         <w:ind w:left="540" w:hanging="271"/>
       </w:pPr>
       <w:r>
-        <w:rPr>
-          <w:rFonts w:ascii="Calibri" w:hAnsi="Calibri"/>
-          <w:b w:val="0"/>
-          <w:i w:val="0"/>
-          <w:color w:val="000000"/>
-          <w:sz w:val="22"/>
-        </w:rPr>
-        <w:t>Eliminar datos simulados y logs de depuración después de confirmar que no son usados en producción.</w:t>
+        <w:t>Sustituir capturas pendientes por imágenes reales anonimizadas cuando se prepare la edición de capacitación.</w:t>
       </w:r>
     </w:p>
     <w:p>
